--- a/Documentacion/EspecificacionTecnica.docx
+++ b/Documentacion/EspecificacionTecnica.docx
@@ -381,14 +381,12 @@
                       <w:rFonts w:ascii="Arial" w:hAnsi="Arial" w:cs="Arial"/>
                     </w:rPr>
                   </w:pPr>
-                  <w:proofErr w:type="spellStart"/>
                   <w:r>
                     <w:rPr>
                       <w:rFonts w:ascii="Arial" w:hAnsi="Arial" w:cs="Arial"/>
                     </w:rPr>
                     <w:t>React</w:t>
                   </w:r>
-                  <w:proofErr w:type="spellEnd"/>
                 </w:p>
                 <w:p>
                   <w:pPr>
@@ -402,14 +400,12 @@
                       <w:rFonts w:ascii="Arial" w:hAnsi="Arial" w:cs="Arial"/>
                     </w:rPr>
                   </w:pPr>
-                  <w:proofErr w:type="spellStart"/>
                   <w:r>
                     <w:rPr>
                       <w:rFonts w:ascii="Arial" w:hAnsi="Arial" w:cs="Arial"/>
                     </w:rPr>
                     <w:t>Tailwind</w:t>
                   </w:r>
-                  <w:proofErr w:type="spellEnd"/>
                 </w:p>
                 <w:p>
                   <w:pPr>
@@ -485,14 +481,12 @@
                       <w:rFonts w:ascii="Arial" w:hAnsi="Arial" w:cs="Arial"/>
                     </w:rPr>
                   </w:pPr>
-                  <w:proofErr w:type="spellStart"/>
                   <w:r>
                     <w:rPr>
                       <w:rFonts w:ascii="Arial" w:hAnsi="Arial" w:cs="Arial"/>
                     </w:rPr>
                     <w:t>NestJs</w:t>
                   </w:r>
-                  <w:proofErr w:type="spellEnd"/>
                 </w:p>
                 <w:p>
                   <w:pPr>
@@ -704,46 +698,40 @@
                       <w:rFonts w:ascii="Arial" w:hAnsi="Arial" w:cs="Arial"/>
                     </w:rPr>
                   </w:pPr>
-                  <w:proofErr w:type="spellStart"/>
                   <w:r>
                     <w:rPr>
                       <w:rFonts w:ascii="Arial" w:hAnsi="Arial" w:cs="Arial"/>
                     </w:rPr>
                     <w:t>Hostinguer</w:t>
                   </w:r>
-                  <w:proofErr w:type="spellEnd"/>
-                </w:p>
-                <w:p>
-                  <w:pPr>
-                    <w:jc w:val="center"/>
-                    <w:rPr>
-                      <w:rFonts w:ascii="Arial" w:hAnsi="Arial" w:cs="Arial"/>
-                    </w:rPr>
-                  </w:pPr>
-                  <w:proofErr w:type="spellStart"/>
+                </w:p>
+                <w:p>
+                  <w:pPr>
+                    <w:jc w:val="center"/>
+                    <w:rPr>
+                      <w:rFonts w:ascii="Arial" w:hAnsi="Arial" w:cs="Arial"/>
+                    </w:rPr>
+                  </w:pPr>
                   <w:r>
                     <w:rPr>
                       <w:rFonts w:ascii="Arial" w:hAnsi="Arial" w:cs="Arial"/>
                     </w:rPr>
                     <w:t>GoDaddy</w:t>
                   </w:r>
-                  <w:proofErr w:type="spellEnd"/>
-                </w:p>
-                <w:p>
-                  <w:pPr>
-                    <w:jc w:val="center"/>
-                    <w:rPr>
-                      <w:rFonts w:ascii="Arial" w:hAnsi="Arial" w:cs="Arial"/>
-                    </w:rPr>
-                  </w:pPr>
-                  <w:proofErr w:type="spellStart"/>
+                </w:p>
+                <w:p>
+                  <w:pPr>
+                    <w:jc w:val="center"/>
+                    <w:rPr>
+                      <w:rFonts w:ascii="Arial" w:hAnsi="Arial" w:cs="Arial"/>
+                    </w:rPr>
+                  </w:pPr>
                   <w:r>
                     <w:rPr>
                       <w:rFonts w:ascii="Arial" w:hAnsi="Arial" w:cs="Arial"/>
                     </w:rPr>
                     <w:t>Vercel</w:t>
                   </w:r>
-                  <w:proofErr w:type="spellEnd"/>
                 </w:p>
               </w:tc>
               <w:tc>
@@ -796,17 +784,8 @@
                       <w:rFonts w:ascii="Arial" w:hAnsi="Arial" w:cs="Arial"/>
                       <w:lang w:val="en-US"/>
                     </w:rPr>
-                    <w:t xml:space="preserve">Jhoan </w:t>
-                  </w:r>
-                  <w:proofErr w:type="spellStart"/>
-                  <w:r>
-                    <w:rPr>
-                      <w:rFonts w:ascii="Arial" w:hAnsi="Arial" w:cs="Arial"/>
-                      <w:lang w:val="en-US"/>
-                    </w:rPr>
-                    <w:t>Achuri</w:t>
-                  </w:r>
-                  <w:proofErr w:type="spellEnd"/>
+                    <w:t>Jhoan Achuri</w:t>
+                  </w:r>
                 </w:p>
                 <w:p>
                   <w:pPr>
@@ -969,19 +948,11 @@
                       <w:rFonts w:ascii="Arial" w:hAnsi="Arial" w:cs="Arial"/>
                     </w:rPr>
                   </w:pPr>
-                  <w:proofErr w:type="spellStart"/>
-                  <w:r>
-                    <w:rPr>
-                      <w:rFonts w:ascii="Arial" w:hAnsi="Arial" w:cs="Arial"/>
-                    </w:rPr>
-                    <w:t>Jhoan</w:t>
-                  </w:r>
-                  <w:proofErr w:type="spellEnd"/>
-                  <w:r>
-                    <w:rPr>
-                      <w:rFonts w:ascii="Arial" w:hAnsi="Arial" w:cs="Arial"/>
-                    </w:rPr>
-                    <w:t xml:space="preserve"> Achuri</w:t>
+                  <w:r>
+                    <w:rPr>
+                      <w:rFonts w:ascii="Arial" w:hAnsi="Arial" w:cs="Arial"/>
+                    </w:rPr>
+                    <w:t>Jhoan Achuri</w:t>
                   </w:r>
                 </w:p>
                 <w:p>
@@ -1242,25 +1213,7 @@
                     <w:rPr>
                       <w:rFonts w:ascii="Arial" w:hAnsi="Arial" w:cs="Arial"/>
                     </w:rPr>
-                    <w:t xml:space="preserve">Edición </w:t>
-                  </w:r>
-                  <w:r>
-                    <w:rPr>
-                      <w:rFonts w:ascii="Arial" w:hAnsi="Arial" w:cs="Arial"/>
-                    </w:rPr>
-                    <w:t xml:space="preserve">y eliminación </w:t>
-                  </w:r>
-                  <w:r>
-                    <w:rPr>
-                      <w:rFonts w:ascii="Arial" w:hAnsi="Arial" w:cs="Arial"/>
-                    </w:rPr>
-                    <w:t>de usuarios</w:t>
-                  </w:r>
-                  <w:r>
-                    <w:rPr>
-                      <w:rFonts w:ascii="Arial" w:hAnsi="Arial" w:cs="Arial"/>
-                    </w:rPr>
-                    <w:t xml:space="preserve"> </w:t>
+                    <w:t xml:space="preserve">Edición y eliminación de usuarios </w:t>
                   </w:r>
                 </w:p>
               </w:tc>
@@ -1395,6 +1348,44 @@
           <w:tcPr>
             <w:tcW w:w="8828" w:type="dxa"/>
           </w:tcPr>
+          <w:p>
+            <w:pPr>
+              <w:pStyle w:val="Prrafodelista"/>
+              <w:numPr>
+                <w:ilvl w:val="0"/>
+                <w:numId w:val="3"/>
+              </w:numPr>
+              <w:jc w:val="both"/>
+              <w:rPr>
+                <w:rFonts w:ascii="Arial" w:hAnsi="Arial" w:cs="Arial"/>
+              </w:rPr>
+            </w:pPr>
+            <w:r>
+              <w:rPr>
+                <w:rFonts w:ascii="Arial" w:hAnsi="Arial" w:cs="Arial"/>
+              </w:rPr>
+              <w:t>El aplicativo debe tener un enfoque al desktop y principalmente Mobile para la comodidad del usuario.</w:t>
+            </w:r>
+          </w:p>
+          <w:p>
+            <w:pPr>
+              <w:pStyle w:val="Prrafodelista"/>
+              <w:numPr>
+                <w:ilvl w:val="0"/>
+                <w:numId w:val="3"/>
+              </w:numPr>
+              <w:jc w:val="both"/>
+              <w:rPr>
+                <w:rFonts w:ascii="Arial" w:hAnsi="Arial" w:cs="Arial"/>
+              </w:rPr>
+            </w:pPr>
+            <w:r>
+              <w:rPr>
+                <w:rFonts w:ascii="Arial" w:hAnsi="Arial" w:cs="Arial"/>
+              </w:rPr>
+              <w:t>El sistema trabajara con microservicios del lado Backend con NestJs para tener un sistema altamente escalable.</w:t>
+            </w:r>
+          </w:p>
           <w:p>
             <w:pPr>
               <w:pStyle w:val="Prrafodelista"/>
